--- a/docs/requirements/srd/word/03_남은_결정_구현_실측_대장.docx
+++ b/docs/requirements/srd/word/03_남은_결정_구현_실측_대장.docx
@@ -126,6 +126,28 @@
         <w:t xml:space="preserve">manager 결과 로그의 제공·형식, 같은 box의 늦은 답 수락 창, SortState.session_id와 첫 결과 전 현재 세션 전달이 남는다.</w:t>
       </w:r>
     </w:p>
+    <w:p>
+      <w:pPr>
+        <w:pStyle w:val="Compact"/>
+        <w:numPr>
+          <w:ilvl w:val="0"/>
+          <w:numId w:val="1001"/>
+        </w:numPr>
+      </w:pPr>
+      <w:r>
+        <w:rPr>
+          <w:b/>
+          <w:bCs/>
+        </w:rPr>
+        <w:t xml:space="preserve">stop 계약:</w:t>
+      </w:r>
+      <w:r>
+        <w:t xml:space="preserve"> /voss/robot/stop(Trigger) 이름은 합의됐으나 main에 없다. manager(#50)와 servo(#53)가 모두 부르는 회신이 있어 호출 주체·순서·중복 호출 허용을 F-04에서 정한다.</w:t>
+      </w:r>
+      <w:r>
+        <w:t xml:space="preserve"/>
+      </w:r>
+    </w:p>
     <w:bookmarkEnd w:id="20"/>
     <w:bookmarkStart w:id="37" w:name="실행-대장"/>
     <w:p>
@@ -272,7 +294,7 @@
         </w:numPr>
       </w:pPr>
       <w:r>
-        <w:t xml:space="preserve">연결: #34·#41·#36 / MC-011·013</w:t>
+        <w:t xml:space="preserve">연결: #34·#41·#36 / pending #8(박병후, 미정)·measurements #3 / MC-011·013</w:t>
       </w:r>
     </w:p>
     <w:p>
@@ -354,7 +376,7 @@
         </w:numPr>
       </w:pPr>
       <w:r>
-        <w:t xml:space="preserve">연결: #43·#36 / PR #70 / MC-006·012</w:t>
+        <w:t xml:space="preserve">연결: #43·#36 / PR #70·pending #16·ADR-0009(김학민 작성 예정) / MC-006·012</w:t>
       </w:r>
     </w:p>
     <w:p>
@@ -412,7 +434,7 @@
         </w:numPr>
       </w:pPr>
       <w:r>
-        <w:t xml:space="preserve">할 일/완료 증거: Trigger·Gripper 확장·RobotState를 문서→IDL→구현에 반영하고 stop 우선·PAUSED·사람 확인을 검증한다. watchdog 200ms 후보·정지 지연/거리·gateway 종료·제한값을 확인한다.</w:t>
+        <w:t xml:space="preserve">할 일/완료 증거: /voss/robot/stop(Trigger)·Gripper 확장·RobotState를 문서→IDL→구현에 반영하고, stop 호출 주체(manager·servo)·순서·중복 호출 허용을 정한 뒤 stop 우선·PAUSED·사람 확인을 검증한다. watchdog 200ms 후보·정지 지연/거리·gateway 종료·제한값을 확인한다.</w:t>
       </w:r>
     </w:p>
     <w:p>
@@ -658,7 +680,7 @@
         </w:numPr>
       </w:pPr>
       <w:r>
-        <w:t xml:space="preserve">할 일/완료 증거: 최신 ABC 3×1/RECHECK·HOLD 2×1, pitch 60mm를 사용한다. 구역별 누적 3 표기와 물리 2칸을 정합하고, RECHECK 동시 1개/반납·HOLD 좌표·도달/간섭·비움/reset을 확인한다.</w:t>
+        <w:t xml:space="preserve">할 일/완료 증거: 최신 ABC 3×1/RECHECK·HOLD 2×1, pitch 60mm를 사용한다. slot은 PLACED 성공 후 증가·개방 전 실패 시 재사용·start에서 0 초기화(#51 MC-018)로 구현하고, 구역별 누적 3 표기와 물리 2칸을 정합하고, RECHECK 동시 1개/반납·HOLD 좌표·도달/간섭·비움/reset을 확인한다.</w:t>
       </w:r>
     </w:p>
     <w:p>
@@ -776,7 +798,7 @@
         </w:numPr>
       </w:pPr>
       <w:r>
-        <w:t xml:space="preserve">계획·목표: 정상 G0는 10/10 까지</w:t>
+        <w:t xml:space="preserve">계획·목표: 정상 commit·조회는 G0 전(≤10/10). "G0 중 DB_ERROR 회차는 G0 증거 제외"(#54 제안)는 PL 정합 대기</w:t>
       </w:r>
     </w:p>
     <w:p>
@@ -846,7 +868,7 @@
         </w:numPr>
       </w:pPr>
       <w:r>
-        <w:t xml:space="preserve">연결: #18·#29 / PR #73 / MC-015·023·024</w:t>
+        <w:t xml:space="preserve">연결: #18·#29 / PR #73(머지 전 "늦은 답이 와도 해가 없다" 문장 정정) / MC-015·023·024</w:t>
       </w:r>
     </w:p>
     <w:p>
@@ -904,7 +926,7 @@
         </w:numPr>
       </w:pPr>
       <w:r>
-        <w:t xml:space="preserve">할 일/완료 증거: PICKING 영상 품질/가림·GRASP 추종·판독 부하를 검증한다. view_pose 교시·PICK 높이/피드백·실패 시 HELD/zone·slot 반납을 확인한다. 기능을 축소하려면 SYS/VT 변경 승인을 받는다.</w:t>
+        <w:t xml:space="preserve">할 일/완료 증거: PICKING 영상 품질/가림·GRASP 추종·판독 부하를 검증한다. view_pose 스키마 추가·교시·PICK 높이(밑면+8mm)/피드백·실패 시 HELD/zone·slot 반납을 확인한다. 기능을 축소하려면 SYS/VT 변경 승인을 받는다.</w:t>
       </w:r>
     </w:p>
     <w:p>
@@ -986,7 +1008,7 @@
         </w:numPr>
       </w:pPr>
       <w:r>
-        <w:t xml:space="preserve">할 일/완료 증거: PR #73 Intent.box_id·SortState.session_id·PR #68 REST 현재 세션/plan/export 경로명을 정합한다. MQTT JSON/TTL/ack/ACL·원격 움직임 차단/stop 허용·HMI UNKNOWN/DB 오류 전달을 검증한다.</w:t>
+        <w:t xml:space="preserve">할 일/완료 증거: PR #73 Intent.box_id·SortState.session_id·PR #68 REST 현재 세션/plan/export 경로명을 정합한다. MQTT JSON(main mqtt.md는 초안)/TTL/ack/ACL·Mosquitto 위치(#20, 10/08)·원격 움직임 차단/stop 허용·HMI UNKNOWN/DB 오류 전달을 검증한다.</w:t>
       </w:r>
     </w:p>
     <w:p>
@@ -1314,7 +1336,7 @@
         </w:numPr>
       </w:pPr>
       <w:r>
-        <w:t xml:space="preserve">할 일/완료 증거: Word v1.1/v1.2 요구사항 대조는 완료했다(05). Markdown 갱신·BRD 파지 방향 정정·미반영 IDL 확인·v0.3 전체 승인·#6/#56 자료 갱신을 진행한다. 자료 승인과 실기 통과를 구분한다.</w:t>
+        <w:t xml:space="preserve">할 일/완료 증거: Word v1.1/v1.2 요구사항 대조는 취합자가 마쳤고(05), PL이 PR #77 리뷰에서 이를 바탕으로 VOSS_BRD.md를 v1.2로 교체하기로 했다. Markdown 갱신·BRD 파지 방향 정정·미반영 IDL 확인·v0.3 전체 승인·#6/#56 자료 갱신, docs/plan.md에 G0 10/10 반영(PL)을 진행한다. 자료 승인과 실기 통과를 구분한다.</w:t>
       </w:r>
     </w:p>
     <w:p>

--- a/docs/requirements/srd/word/03_남은_결정_구현_실측_대장.docx
+++ b/docs/requirements/srd/word/03_남은_결정_구현_실측_대장.docx
@@ -8,7 +8,7 @@
         <w:pStyle w:val="Heading1"/>
       </w:pPr>
       <w:r>
-        <w:t xml:space="preserve">VOSS SRD v0.3 — 남은 결정·구현·실측 대장</w:t>
+        <w:t xml:space="preserve">VOSS SRD v0.4 — 남은 결정·구현·실측 대장</w:t>
       </w:r>
     </w:p>
     <w:p>
@@ -101,7 +101,7 @@
         <w:t xml:space="preserve"> </w:t>
       </w:r>
       <w:r>
-        <w:t xml:space="preserve">#51의 최종 31mm 면 선택 보고/열린 PR #70과 #53의 T34 부분 합의 조건을 함께 유지한다. 최종 PL/ADR·BRD 정정과 39mm/14N/−19mm/검증 폭의 승인 범위를 확인한다.</w:t>
+        <w:t xml:space="preserve">파지 방향은 31 mm 폭 파지로 결정됐고(pending #16, #70) BRD v1.3(#79)에 반영됐다. 남은 것은 근거 ADR-0009와 39mm/14N/검증 폭의 T34 10회 시험이다.</w:t>
       </w:r>
     </w:p>
     <w:p>
@@ -352,7 +352,7 @@
         </w:numPr>
       </w:pPr>
       <w:r>
-        <w:t xml:space="preserve">할 일/완료 증거: 31mm 면 선택 보고(PR #70)를 MC-006/012의 T34 조건·PL 승인·ADR/BRD 정정과 정합한다. 39mm/14N/−19mm·보고 폭 39.5~41.5mm의 후보를 빈 파지/미끄러짐/상승 유지/무손상 10회 시험으로 확인한다.</w:t>
+        <w:t xml:space="preserve">할 일/완료 증거: 31 mm 폭 파지 결정(PR #70)의 근거를 ADR-0009로 남기고("정량 비교 없이 현장 판단, 게이트 실패 원인에 면 방향이 반복되면 재검토"), 39mm/14N·보고 폭 39.5~41.5mm를 빈 파지/미끄러짐/상승 유지/무손상 10회 시험으로 확인한다. −19mm는 결정값이다.</w:t>
       </w:r>
     </w:p>
     <w:p>
@@ -376,7 +376,7 @@
         </w:numPr>
       </w:pPr>
       <w:r>
-        <w:t xml:space="preserve">연결: #43·#36 / PR #70·pending #16·ADR-0009(김학민 작성 예정) / MC-006·012</w:t>
+        <w:t xml:space="preserve">연결: #43·#36 / #70·#79·pending #16(결정)·ADR-0009(김학민 작성 예정) / MC-006·012</w:t>
       </w:r>
     </w:p>
     <w:p>
@@ -516,7 +516,7 @@
         </w:numPr>
       </w:pPr>
       <w:r>
-        <w:t xml:space="preserve">할 일/완료 증거: PR #64의 방향벡터/null/0/version/hash와 등록 TCP를 대조한다. manager의 ROBOT/SERVO/VISION/OCR/LOG 신선도·미준비 start 차단과 logger 선기동을 확인한다.</w:t>
+        <w:t xml:space="preserve">할 일/완료 증거: main(#64) 방향벡터/null/0/config_version·config_sha256 규칙의 구현과 등록 TCP를 대조한다. manager의 ROBOT/SERVO/VISION/OCR/LOG 신선도·미준비 start 차단과 logger 선기동을 확인한다.</w:t>
       </w:r>
     </w:p>
     <w:p>
@@ -540,7 +540,7 @@
         </w:numPr>
       </w:pPr>
       <w:r>
-        <w:t xml:space="preserve">연결: #40·#24·#29 / PR #64 / MC-009·019·029</w:t>
+        <w:t xml:space="preserve">연결: #40·#24·#29 / #64 / MC-009·019·029</w:t>
       </w:r>
     </w:p>
     <w:p>
@@ -868,7 +868,7 @@
         </w:numPr>
       </w:pPr>
       <w:r>
-        <w:t xml:space="preserve">연결: #18·#29 / PR #73(머지 전 "늦은 답이 와도 해가 없다" 문장 정정) / MC-015·023·024</w:t>
+        <w:t xml:space="preserve">연결: #18·#29 / #73(main에 남은 "늦은 답이 와도 해가 없다" 문장 정정 — 인터페이스 정합 PR) / MC-015·023·024</w:t>
       </w:r>
     </w:p>
     <w:p>
@@ -1008,7 +1008,7 @@
         </w:numPr>
       </w:pPr>
       <w:r>
-        <w:t xml:space="preserve">할 일/완료 증거: PR #73 Intent.box_id·SortState.session_id·PR #68 REST 현재 세션/plan/export 경로명을 정합한다. MQTT JSON(main mqtt.md는 초안)/TTL/ack/ACL·Mosquitto 위치(#20, 10/08)·원격 움직임 차단/stop 허용·HMI UNKNOWN/DB 오류 전달을 검증한다.</w:t>
+        <w:t xml:space="preserve">할 일/완료 증거: main에 반영된 Intent.box_id(#73)·SortState.session_id(#78)·REST(#68)의 현재 세션/plan/export 구현을 정합하고, 현재 세션 규칙 PR #81을 반영한다. MQTT JSON(main mqtt.md는 초안)/TTL/ack/ACL·Mosquitto 위치(#20, 10/08)·원격 움직임 차단/stop 허용·HMI UNKNOWN/DB 오류 전달을 검증한다.</w:t>
       </w:r>
     </w:p>
     <w:p>
@@ -1032,7 +1032,7 @@
         </w:numPr>
       </w:pPr>
       <w:r>
-        <w:t xml:space="preserve">연결: #18·#20·#22 / PR #68·#71·#73 / MC-019·021~026</w:t>
+        <w:t xml:space="preserve">연결: #18·#20·#22 / #68·#73·#78 반영, PR #71·#81 / MC-019·021~026</w:t>
       </w:r>
     </w:p>
     <w:p>
@@ -1172,7 +1172,7 @@
         </w:numPr>
       </w:pPr>
       <w:r>
-        <w:t xml:space="preserve">할 일/완료 증거: wlo1 DDS/never-default/ufw/AP 격리/ss·로봇 NIC 웹 차단·OpenAI 호스트/AI 컨테이너 연결을 확인한다. USB 직결·GPU 컨테이너·DMIC 1m·Whisper/vision 동시 부하와 모델 선택을 검증한다.</w:t>
+        <w:t xml:space="preserve">할 일/완료 증거: wlo1 DDS·never-default·ufw(80/1883/14900–15149 udp)·AP 격리 확인은 10/07 완료(#55 14:48 KST). 서비스 기동 후 ss 바인드·AI 컨테이너→OpenAI 연결을 확인한다. USB 직결·GPU 컨테이너·DMIC 1m·Whisper/vision 동시 부하와 모델 선택을 검증한다.</w:t>
       </w:r>
     </w:p>
     <w:p>
@@ -1312,7 +1312,7 @@
         <w:pStyle w:val="Heading3"/>
       </w:pPr>
       <w:r>
-        <w:t xml:space="preserve">F-15 — BRD v1.2/Markdown·공동기준선</w:t>
+        <w:t xml:space="preserve">F-15 — BRD 판·공동기준선</w:t>
       </w:r>
     </w:p>
     <w:p>
@@ -1336,7 +1336,7 @@
         </w:numPr>
       </w:pPr>
       <w:r>
-        <w:t xml:space="preserve">할 일/완료 증거: Word v1.1/v1.2 요구사항 대조는 취합자가 마쳤고(05), PL이 PR #77 리뷰에서 이를 바탕으로 VOSS_BRD.md를 v1.2로 교체하기로 했다. Markdown 갱신·BRD 파지 방향 정정·미반영 IDL 확인·v0.3 전체 승인·#6/#56 자료 갱신, docs/plan.md에 G0 10/10 반영(PL)을 진행한다. 자료 승인과 실기 통과를 구분한다.</w:t>
+        <w:t xml:space="preserve">할 일/완료 증거: BRD는 v1.3(#79)이 기준판이고 Markdown 사본도 교체됐다(파지 방향 정정 포함, 05). 남은 것은 미반영 IDL 확인·v0.4 팀 기준선 승인(PL)·#6 자료 갱신, docs/plan.md에 G0 10/10 반영(PL)이다. 자료 승인과 실기 통과를 구분한다.</w:t>
       </w:r>
     </w:p>
     <w:p>
@@ -1360,7 +1360,7 @@
         </w:numPr>
       </w:pPr>
       <w:r>
-        <w:t xml:space="preserve">연결: #6·#56·#66 / PR #70 / MC-034</w:t>
+        <w:t xml:space="preserve">연결: #6·#56·#66·#79 / #70 / MC-034</w:t>
       </w:r>
     </w:p>
     <w:p>

--- a/docs/requirements/srd/word/03_남은_결정_구현_실측_대장.docx
+++ b/docs/requirements/srd/word/03_남은_결정_구현_실측_대장.docx
@@ -868,7 +868,7 @@
         </w:numPr>
       </w:pPr>
       <w:r>
-        <w:t xml:space="preserve">연결: #18·#29 / #73(main에 남은 "늦은 답이 와도 해가 없다" 문장 정정 — 인터페이스 정합 PR) / MC-015·023·024</w:t>
+        <w:t xml:space="preserve">연결: #18·#29 / #73(main에 남은 "늦은 답이 와도 해가 없다" 문장 정정 — 정의석 PR #81) / MC-015·023·024</w:t>
       </w:r>
     </w:p>
     <w:p>

--- a/docs/requirements/srd/word/03_남은_결정_구현_실측_대장.docx
+++ b/docs/requirements/srd/word/03_남은_결정_구현_실측_대장.docx
@@ -8,7 +8,7 @@
         <w:pStyle w:val="Heading1"/>
       </w:pPr>
       <w:r>
-        <w:t xml:space="preserve">VOSS SRD v0.4 — 남은 결정·구현·실측 대장</w:t>
+        <w:t xml:space="preserve">VOSS SRD v1.0 — 남은 결정·구현·실측 대장</w:t>
       </w:r>
     </w:p>
     <w:p>
@@ -1336,7 +1336,7 @@
         </w:numPr>
       </w:pPr>
       <w:r>
-        <w:t xml:space="preserve">할 일/완료 증거: BRD는 v1.3(#79)이 기준판이고 Markdown 사본도 교체됐다(파지 방향 정정 포함, 05). 남은 것은 미반영 IDL 확인·v0.4 팀 기준선 승인(PL)·#6 자료 갱신, docs/plan.md에 G0 10/10 반영(PL)이다. 자료 승인과 실기 통과를 구분한다.</w:t>
+        <w:t xml:space="preserve">할 일/완료 증거: BRD는 v1.3(#79)이 기준판이고 Markdown 사본도 교체됐다(파지 방향 정정 포함, 05). 남은 것은 미반영 IDL 확인·v1.0 팀 기준선 승인 기록(PL)·#6 자료 갱신, docs/plan.md에 G0 10/10 반영(PL)이다. 자료 승인과 실기 통과를 구분한다.</w:t>
       </w:r>
     </w:p>
     <w:p>

--- a/docs/requirements/srd/word/03_남은_결정_구현_실측_대장.docx
+++ b/docs/requirements/srd/word/03_남은_결정_구현_실측_대장.docx
@@ -57,7 +57,7 @@
         <w:t xml:space="preserve"> </w:t>
       </w:r>
       <w:r>
-        <w:t xml:space="preserve">적재 후 복귀 실패를 gateway가 구분하는 규약은 합의했다. manager의 최종 outcome/reason과 slot 점유 처리는 현지·학민의 결정이 필요하다. PLACED+RETURN_FAILED는 검토 예시이며 여기에서 확정하지 않았다.</w:t>
+        <w:t xml:space="preserve">적재 후 복귀 실패를 gateway가 구분하는 규약은 합의했다. slot은 점유로 센다(placed_stamp≠0, PL #84 리뷰). manager의 최종 outcome/reason은 현지·학민의 결정이 필요하다. PLACED+RETURN_FAILED는 검토 예시이며 여기에서 확정하지 않았다.</w:t>
       </w:r>
     </w:p>
     <w:p>
@@ -270,7 +270,7 @@
         </w:numPr>
       </w:pPr>
       <w:r>
-        <w:t xml:space="preserve">할 일/완료 증거: speedl/servol 경로·타입/DRCF·단위·실제 적용 proxy/주기와 stream/close/pose/stop의 경쟁을 확인한다. 목표 큐가 누적되지 않는지 검증한다.</w:t>
+        <w:t xml:space="preserve">할 일/완료 증거: 두산 경로는 speedl_stream으로 정했고(박병후 10/07, move_line ASYNC 미사용) 토픽 존재는 #55에서 확인했다. 실제 적용 주기·DRCF 지원·단위·proxy와 stream/close/pose/stop의 경쟁을 T25(PR #87)에서 확인한다. 목표 큐가 누적되지 않는지 검증한다.</w:t>
       </w:r>
     </w:p>
     <w:p>
@@ -376,7 +376,7 @@
         </w:numPr>
       </w:pPr>
       <w:r>
-        <w:t xml:space="preserve">연결: #43·#36 / #70·#79·pending #16(결정)·ADR-0009(김학민 작성 예정) / MC-006·012</w:t>
+        <w:t xml:space="preserve">연결: #43·#36 / #70·#79·pending #16(결정)·ADR-0009(김학민, PR #88) / MC-006·012</w:t>
       </w:r>
     </w:p>
     <w:p>
@@ -434,7 +434,7 @@
         </w:numPr>
       </w:pPr>
       <w:r>
-        <w:t xml:space="preserve">할 일/완료 증거: /voss/robot/stop(Trigger)·Gripper 확장·RobotState를 문서→IDL→구현에 반영하고, stop 호출 주체(manager·servo)·순서·중복 호출 허용을 정한 뒤 stop 우선·PAUSED·사람 확인을 검증한다. watchdog 200ms 후보·정지 지연/거리·gateway 종료·제한값을 확인한다.</w:t>
+        <w:t xml:space="preserve">할 일/완료 증거: /voss/robot/stop(Trigger)·Gripper 확장·RobotState를 문서→IDL→구현에 반영하고, stop 호출 주체(manager·servo)·순서·중복 호출 허용을 정한 뒤 stop 우선·PAUSED·사람 확인을 검증한다. 제안(#84 리뷰): stop 멱등·stop 뒤 새 stamp의 servo_cmd부터 수용(김학민), manager는 stop 응답을 기다리지 않고 cancel→PAUSED, 실패 시 not_ready ROBOT(남현지). watchdog 200ms 후보·정지 지연/거리·gateway 종료·제한값을 확인한다.</w:t>
       </w:r>
     </w:p>
     <w:p>
@@ -516,7 +516,7 @@
         </w:numPr>
       </w:pPr>
       <w:r>
-        <w:t xml:space="preserve">할 일/완료 증거: main(#64) 방향벡터/null/0/config_version·config_sha256 규칙의 구현과 등록 TCP를 대조한다. manager의 ROBOT/SERVO/VISION/OCR/LOG 신선도·미준비 start 차단과 logger 선기동을 확인한다.</w:t>
+        <w:t xml:space="preserve">할 일/완료 증거: main(#64) 방향벡터/null/0/config_version·config_sha256 규칙의 구현과 등록 TCP를 대조한다. manager의 ROBOT/SERVO/VISION/OCR/LOG 신선도·미준비 start 차단과 logger 선기동을 확인한다. ROBOT ready 제안값: RobotState 나이 ≤1.5 s+connected+state=READY(남현지, #84 리뷰).</w:t>
       </w:r>
     </w:p>
     <w:p>
@@ -598,7 +598,7 @@
         </w:numPr>
       </w:pPr>
       <w:r>
-        <w:t xml:space="preserve">할 일/완료 증거: gateway RETURN_FAILED+placed_stamp 유지와 manager의 최종 outcome/reason·slot 점유·기록·재실행 금지를 정합한다. logger는 받은 결과를 보존하며 응답 유실 시 상태 확인 전 재호출하지 않는다.</w:t>
+        <w:t xml:space="preserve">할 일/완료 증거: gateway RETURN_FAILED+placed_stamp 유지와 manager의 최종 outcome/reason·기록·재실행 금지를 정합한다(slot은 점유로 셈 — PL). logger는 받은 결과를 보존하며 응답 유실 시 상태 확인 전 재호출하지 않는다.</w:t>
       </w:r>
     </w:p>
     <w:p>
@@ -680,7 +680,7 @@
         </w:numPr>
       </w:pPr>
       <w:r>
-        <w:t xml:space="preserve">할 일/완료 증거: 최신 ABC 3×1/RECHECK·HOLD 2×1, pitch 60mm를 사용한다. slot은 PLACED 성공 후 증가·개방 전 실패 시 재사용·start에서 0 초기화(#51 MC-018)로 구현하고, 구역별 누적 3 표기와 물리 2칸을 정합하고, RECHECK 동시 1개/반납·HOLD 좌표·도달/간섭·비움/reset을 확인한다.</w:t>
+        <w:t xml:space="preserve">할 일/완료 증거: 최신 ABC 3×1/RECHECK·HOLD 2×1, pitch 60mm를 사용한다. slot은 개방 시(placed_stamp≠0, RETURN_FAILED 포함) 증가·개방 전 실패 시 재사용·start에서 0 초기화(#51 MC-018, PL 구체화)로 구현하고, 가득 참 때 지나간 박스의 결과(PASSED+ZONE_FULL 제안, 정의석 확인)를 정하고, 구역별 누적 3 표기와 물리 2칸을 정합하고, RECHECK 동시 1개/반납·HOLD 좌표·도달/간섭·비움/reset을 확인한다.</w:t>
       </w:r>
     </w:p>
     <w:p>
@@ -798,7 +798,7 @@
         </w:numPr>
       </w:pPr>
       <w:r>
-        <w:t xml:space="preserve">계획·목표: 정상 commit·조회는 G0 전(≤10/10). "G0 중 DB_ERROR 회차는 G0 증거 제외"(#54 제안)는 PL 정합 대기</w:t>
+        <w:t xml:space="preserve">계획·목표: 정상 commit·조회는 G0 전(≤10/10). "G0 중 DB_ERROR 회차는 G0 증거 제외"(#54 제안)를 PL 채택(#77 리뷰)</w:t>
       </w:r>
     </w:p>
     <w:p>
@@ -868,7 +868,7 @@
         </w:numPr>
       </w:pPr>
       <w:r>
-        <w:t xml:space="preserve">연결: #18·#29 / #73(main에 남은 "늦은 답이 와도 해가 없다" 문장 정정 — 정의석 PR #81) / MC-015·023·024</w:t>
+        <w:t xml:space="preserve">연결: #18·#29 / #73(main에 남은 "늦은 답이 와도 해가 없다" 문장 — main #81에서 철회) / MC-015·023·024</w:t>
       </w:r>
     </w:p>
     <w:p>
@@ -1032,7 +1032,7 @@
         </w:numPr>
       </w:pPr>
       <w:r>
-        <w:t xml:space="preserve">연결: #18·#20·#22 / #68·#73·#78 반영, PR #71·#81 / MC-019·021~026</w:t>
+        <w:t xml:space="preserve">연결: #18·#20·#22 / #68·#73·#78 반영, PR #71, #81 반영 / MC-019·021~026</w:t>
       </w:r>
     </w:p>
     <w:p>
@@ -1172,7 +1172,7 @@
         </w:numPr>
       </w:pPr>
       <w:r>
-        <w:t xml:space="preserve">할 일/완료 증거: wlo1 DDS·never-default·ufw(80/1883/14900–15149 udp)·AP 격리 확인은 10/07 완료(#55 14:48 KST). 서비스 기동 후 ss 바인드·AI 컨테이너→OpenAI 연결을 확인한다. USB 직결·GPU 컨테이너·DMIC 1m·Whisper/vision 동시 부하와 모델 선택을 검증한다.</w:t>
+        <w:t xml:space="preserve">할 일/완료 증거: wlo1 DDS·never-default·ufw(80/1883/14900–15149 udp)·AP 격리 확인은 10/07 완료(#55 14:48 KST, measurements #5 갱신은 PR #80). 서비스 기동 후 ss 바인드·AI 컨테이너→OpenAI 연결을 확인한다. USB 직결·GPU 컨테이너·DMIC 1m·Whisper/vision 동시 부하와 모델 선택을 검증한다.</w:t>
       </w:r>
     </w:p>
     <w:p>
@@ -1336,7 +1336,7 @@
         </w:numPr>
       </w:pPr>
       <w:r>
-        <w:t xml:space="preserve">할 일/완료 증거: BRD는 v1.3(#79)이 기준판이고 Markdown 사본도 교체됐다(파지 방향 정정 포함, 05). 남은 것은 미반영 IDL 확인·v1.0 팀 기준선 승인 기록(PL)·#6 자료 갱신, docs/plan.md에 G0 10/10 반영(PL)이다. 자료 승인과 실기 통과를 구분한다.</w:t>
+        <w:t xml:space="preserve">할 일/완료 증거: BRD는 v1.3(#79)이 기준판이고 Markdown 사본도 교체됐다(파지 방향 정정 포함, 05). 남은 것은 미반영 IDL 확인·v1.0 팀 기준선 승인 기록(PL)·#6 자료 갱신, docs/plan.md에 G0 10/10 반영(PL 수용, PR #89)이다. 자료 승인과 실기 통과를 구분한다.</w:t>
       </w:r>
     </w:p>
     <w:p>
